--- a/Flutter.docx
+++ b/Flutter.docx
@@ -214,8 +214,6 @@
         </w:rPr>
         <w:t xml:space="preserve"> não é uma linguagem de programação. Ele usa o DART (linguagem de programação).</w:t>
       </w:r>
-      <w:bookmarkStart w:id="0" w:name="_GoBack"/>
-      <w:bookmarkEnd w:id="0"/>
     </w:p>
     <w:p>
       <w:pPr>
@@ -549,6 +547,614 @@
         </w:rPr>
         <w:t xml:space="preserve"> cria dez objetos separados na memória, um para cada vez que o texto aparece.</w:t>
       </w:r>
+    </w:p>
+    <w:p>
+      <w:pPr>
+        <w:rPr>
+          <w:b/>
+          <w:sz w:val="24"/>
+          <w:szCs w:val="24"/>
+        </w:rPr>
+      </w:pPr>
+      <w:proofErr w:type="spellStart"/>
+      <w:r>
+        <w:rPr>
+          <w:b/>
+          <w:sz w:val="24"/>
+          <w:szCs w:val="24"/>
+        </w:rPr>
+        <w:t>Const</w:t>
+      </w:r>
+      <w:proofErr w:type="spellEnd"/>
+      <w:r>
+        <w:rPr>
+          <w:b/>
+          <w:sz w:val="24"/>
+          <w:szCs w:val="24"/>
+        </w:rPr>
+        <w:t xml:space="preserve"> x Final</w:t>
+      </w:r>
+    </w:p>
+    <w:tbl>
+      <w:tblPr>
+        <w:tblW w:w="0" w:type="auto"/>
+        <w:tblCellSpacing w:w="15" w:type="dxa"/>
+        <w:tblCellMar>
+          <w:top w:w="15" w:type="dxa"/>
+          <w:left w:w="15" w:type="dxa"/>
+          <w:bottom w:w="15" w:type="dxa"/>
+          <w:right w:w="15" w:type="dxa"/>
+        </w:tblCellMar>
+        <w:tblLook w:val="04A0" w:firstRow="1" w:lastRow="0" w:firstColumn="1" w:lastColumn="0" w:noHBand="0" w:noVBand="1"/>
+      </w:tblPr>
+      <w:tblGrid>
+        <w:gridCol w:w="3477"/>
+        <w:gridCol w:w="2841"/>
+        <w:gridCol w:w="2186"/>
+      </w:tblGrid>
+      <w:tr>
+        <w:trPr>
+          <w:tblHeader/>
+          <w:tblCellSpacing w:w="15" w:type="dxa"/>
+        </w:trPr>
+        <w:tc>
+          <w:tcPr>
+            <w:tcW w:w="0" w:type="auto"/>
+            <w:vAlign w:val="center"/>
+            <w:hideMark/>
+          </w:tcPr>
+          <w:p>
+            <w:pPr>
+              <w:spacing w:after="0" w:line="240" w:lineRule="auto"/>
+              <w:rPr>
+                <w:rFonts w:ascii="Times New Roman" w:eastAsia="Times New Roman" w:hAnsi="Times New Roman" w:cs="Times New Roman"/>
+                <w:sz w:val="24"/>
+                <w:szCs w:val="24"/>
+                <w:lang w:eastAsia="pt-BR"/>
+              </w:rPr>
+            </w:pPr>
+          </w:p>
+        </w:tc>
+        <w:tc>
+          <w:tcPr>
+            <w:tcW w:w="0" w:type="auto"/>
+            <w:vAlign w:val="center"/>
+            <w:hideMark/>
+          </w:tcPr>
+          <w:p>
+            <w:pPr>
+              <w:spacing w:after="0" w:line="240" w:lineRule="auto"/>
+              <w:jc w:val="center"/>
+              <w:rPr>
+                <w:rFonts w:ascii="Times New Roman" w:eastAsia="Times New Roman" w:hAnsi="Times New Roman" w:cs="Times New Roman"/>
+                <w:b/>
+                <w:bCs/>
+                <w:sz w:val="24"/>
+                <w:szCs w:val="24"/>
+                <w:lang w:eastAsia="pt-BR"/>
+              </w:rPr>
+            </w:pPr>
+            <w:r>
+              <w:rPr>
+                <w:rFonts w:ascii="Courier New" w:eastAsia="Times New Roman" w:hAnsi="Courier New" w:cs="Courier New"/>
+                <w:b/>
+                <w:bCs/>
+                <w:sz w:val="20"/>
+                <w:szCs w:val="20"/>
+                <w:lang w:eastAsia="pt-BR"/>
+              </w:rPr>
+              <w:t>final</w:t>
+            </w:r>
+          </w:p>
+        </w:tc>
+        <w:tc>
+          <w:tcPr>
+            <w:tcW w:w="0" w:type="auto"/>
+            <w:vAlign w:val="center"/>
+            <w:hideMark/>
+          </w:tcPr>
+          <w:p>
+            <w:pPr>
+              <w:spacing w:after="0" w:line="240" w:lineRule="auto"/>
+              <w:jc w:val="center"/>
+              <w:rPr>
+                <w:rFonts w:ascii="Times New Roman" w:eastAsia="Times New Roman" w:hAnsi="Times New Roman" w:cs="Times New Roman"/>
+                <w:b/>
+                <w:bCs/>
+                <w:sz w:val="24"/>
+                <w:szCs w:val="24"/>
+                <w:lang w:eastAsia="pt-BR"/>
+              </w:rPr>
+            </w:pPr>
+            <w:proofErr w:type="spellStart"/>
+            <w:r>
+              <w:rPr>
+                <w:rFonts w:ascii="Courier New" w:eastAsia="Times New Roman" w:hAnsi="Courier New" w:cs="Courier New"/>
+                <w:b/>
+                <w:bCs/>
+                <w:sz w:val="20"/>
+                <w:szCs w:val="20"/>
+                <w:lang w:eastAsia="pt-BR"/>
+              </w:rPr>
+              <w:t>const</w:t>
+            </w:r>
+            <w:proofErr w:type="spellEnd"/>
+          </w:p>
+        </w:tc>
+      </w:tr>
+      <w:tr>
+        <w:trPr>
+          <w:tblCellSpacing w:w="15" w:type="dxa"/>
+        </w:trPr>
+        <w:tc>
+          <w:tcPr>
+            <w:tcW w:w="0" w:type="auto"/>
+            <w:vAlign w:val="center"/>
+            <w:hideMark/>
+          </w:tcPr>
+          <w:p>
+            <w:pPr>
+              <w:spacing w:after="0" w:line="240" w:lineRule="auto"/>
+              <w:rPr>
+                <w:rFonts w:ascii="Times New Roman" w:eastAsia="Times New Roman" w:hAnsi="Times New Roman" w:cs="Times New Roman"/>
+                <w:sz w:val="24"/>
+                <w:szCs w:val="24"/>
+                <w:lang w:eastAsia="pt-BR"/>
+              </w:rPr>
+            </w:pPr>
+            <w:r>
+              <w:rPr>
+                <w:rFonts w:ascii="Times New Roman" w:eastAsia="Times New Roman" w:hAnsi="Times New Roman" w:cs="Times New Roman"/>
+                <w:sz w:val="24"/>
+                <w:szCs w:val="24"/>
+                <w:lang w:eastAsia="pt-BR"/>
+              </w:rPr>
+              <w:t>Pode receber valor uma vez?</w:t>
+            </w:r>
+          </w:p>
+        </w:tc>
+        <w:tc>
+          <w:tcPr>
+            <w:tcW w:w="0" w:type="auto"/>
+            <w:vAlign w:val="center"/>
+            <w:hideMark/>
+          </w:tcPr>
+          <w:p>
+            <w:pPr>
+              <w:spacing w:after="0" w:line="240" w:lineRule="auto"/>
+              <w:rPr>
+                <w:rFonts w:ascii="Times New Roman" w:eastAsia="Times New Roman" w:hAnsi="Times New Roman" w:cs="Times New Roman"/>
+                <w:sz w:val="24"/>
+                <w:szCs w:val="24"/>
+                <w:lang w:eastAsia="pt-BR"/>
+              </w:rPr>
+            </w:pPr>
+            <w:r>
+              <w:rPr>
+                <w:rFonts w:ascii="Segoe UI Symbol" w:eastAsia="Times New Roman" w:hAnsi="Segoe UI Symbol" w:cs="Segoe UI Symbol"/>
+                <w:sz w:val="24"/>
+                <w:szCs w:val="24"/>
+                <w:lang w:eastAsia="pt-BR"/>
+              </w:rPr>
+              <w:t>✅</w:t>
+            </w:r>
+          </w:p>
+        </w:tc>
+        <w:tc>
+          <w:tcPr>
+            <w:tcW w:w="0" w:type="auto"/>
+            <w:vAlign w:val="center"/>
+            <w:hideMark/>
+          </w:tcPr>
+          <w:p>
+            <w:pPr>
+              <w:spacing w:after="0" w:line="240" w:lineRule="auto"/>
+              <w:rPr>
+                <w:rFonts w:ascii="Times New Roman" w:eastAsia="Times New Roman" w:hAnsi="Times New Roman" w:cs="Times New Roman"/>
+                <w:sz w:val="24"/>
+                <w:szCs w:val="24"/>
+                <w:lang w:eastAsia="pt-BR"/>
+              </w:rPr>
+            </w:pPr>
+            <w:r>
+              <w:rPr>
+                <w:rFonts w:ascii="Segoe UI Symbol" w:eastAsia="Times New Roman" w:hAnsi="Segoe UI Symbol" w:cs="Segoe UI Symbol"/>
+                <w:sz w:val="24"/>
+                <w:szCs w:val="24"/>
+                <w:lang w:eastAsia="pt-BR"/>
+              </w:rPr>
+              <w:t>✅</w:t>
+            </w:r>
+          </w:p>
+        </w:tc>
+      </w:tr>
+      <w:tr>
+        <w:trPr>
+          <w:tblCellSpacing w:w="15" w:type="dxa"/>
+        </w:trPr>
+        <w:tc>
+          <w:tcPr>
+            <w:tcW w:w="0" w:type="auto"/>
+            <w:vAlign w:val="center"/>
+            <w:hideMark/>
+          </w:tcPr>
+          <w:p>
+            <w:pPr>
+              <w:spacing w:after="0" w:line="240" w:lineRule="auto"/>
+              <w:rPr>
+                <w:rFonts w:ascii="Times New Roman" w:eastAsia="Times New Roman" w:hAnsi="Times New Roman" w:cs="Times New Roman"/>
+                <w:sz w:val="24"/>
+                <w:szCs w:val="24"/>
+                <w:lang w:eastAsia="pt-BR"/>
+              </w:rPr>
+            </w:pPr>
+            <w:r>
+              <w:rPr>
+                <w:rFonts w:ascii="Times New Roman" w:eastAsia="Times New Roman" w:hAnsi="Times New Roman" w:cs="Times New Roman"/>
+                <w:sz w:val="24"/>
+                <w:szCs w:val="24"/>
+                <w:lang w:eastAsia="pt-BR"/>
+              </w:rPr>
+              <w:t>Pode ser alterado depois?</w:t>
+            </w:r>
+          </w:p>
+        </w:tc>
+        <w:tc>
+          <w:tcPr>
+            <w:tcW w:w="0" w:type="auto"/>
+            <w:vAlign w:val="center"/>
+            <w:hideMark/>
+          </w:tcPr>
+          <w:p>
+            <w:pPr>
+              <w:spacing w:after="0" w:line="240" w:lineRule="auto"/>
+              <w:rPr>
+                <w:rFonts w:ascii="Times New Roman" w:eastAsia="Times New Roman" w:hAnsi="Times New Roman" w:cs="Times New Roman"/>
+                <w:sz w:val="24"/>
+                <w:szCs w:val="24"/>
+                <w:lang w:eastAsia="pt-BR"/>
+              </w:rPr>
+            </w:pPr>
+            <w:r>
+              <w:rPr>
+                <w:rFonts w:ascii="Segoe UI Symbol" w:eastAsia="Times New Roman" w:hAnsi="Segoe UI Symbol" w:cs="Segoe UI Symbol"/>
+                <w:sz w:val="24"/>
+                <w:szCs w:val="24"/>
+                <w:lang w:eastAsia="pt-BR"/>
+              </w:rPr>
+              <w:t>❌</w:t>
+            </w:r>
+          </w:p>
+        </w:tc>
+        <w:tc>
+          <w:tcPr>
+            <w:tcW w:w="0" w:type="auto"/>
+            <w:vAlign w:val="center"/>
+            <w:hideMark/>
+          </w:tcPr>
+          <w:p>
+            <w:pPr>
+              <w:spacing w:after="0" w:line="240" w:lineRule="auto"/>
+              <w:rPr>
+                <w:rFonts w:ascii="Times New Roman" w:eastAsia="Times New Roman" w:hAnsi="Times New Roman" w:cs="Times New Roman"/>
+                <w:sz w:val="24"/>
+                <w:szCs w:val="24"/>
+                <w:lang w:eastAsia="pt-BR"/>
+              </w:rPr>
+            </w:pPr>
+            <w:r>
+              <w:rPr>
+                <w:rFonts w:ascii="Segoe UI Symbol" w:eastAsia="Times New Roman" w:hAnsi="Segoe UI Symbol" w:cs="Segoe UI Symbol"/>
+                <w:sz w:val="24"/>
+                <w:szCs w:val="24"/>
+                <w:lang w:eastAsia="pt-BR"/>
+              </w:rPr>
+              <w:t>❌</w:t>
+            </w:r>
+          </w:p>
+        </w:tc>
+      </w:tr>
+      <w:tr>
+        <w:trPr>
+          <w:tblCellSpacing w:w="15" w:type="dxa"/>
+        </w:trPr>
+        <w:tc>
+          <w:tcPr>
+            <w:tcW w:w="0" w:type="auto"/>
+            <w:vAlign w:val="center"/>
+            <w:hideMark/>
+          </w:tcPr>
+          <w:p>
+            <w:pPr>
+              <w:spacing w:after="0" w:line="240" w:lineRule="auto"/>
+              <w:rPr>
+                <w:rFonts w:ascii="Times New Roman" w:eastAsia="Times New Roman" w:hAnsi="Times New Roman" w:cs="Times New Roman"/>
+                <w:sz w:val="24"/>
+                <w:szCs w:val="24"/>
+                <w:lang w:eastAsia="pt-BR"/>
+              </w:rPr>
+            </w:pPr>
+            <w:r>
+              <w:rPr>
+                <w:rFonts w:ascii="Times New Roman" w:eastAsia="Times New Roman" w:hAnsi="Times New Roman" w:cs="Times New Roman"/>
+                <w:sz w:val="24"/>
+                <w:szCs w:val="24"/>
+                <w:lang w:eastAsia="pt-BR"/>
+              </w:rPr>
+              <w:t>Valor precisa ser conhecido na compilação?</w:t>
+            </w:r>
+          </w:p>
+        </w:tc>
+        <w:tc>
+          <w:tcPr>
+            <w:tcW w:w="0" w:type="auto"/>
+            <w:vAlign w:val="center"/>
+            <w:hideMark/>
+          </w:tcPr>
+          <w:p>
+            <w:pPr>
+              <w:spacing w:after="0" w:line="240" w:lineRule="auto"/>
+              <w:rPr>
+                <w:rFonts w:ascii="Times New Roman" w:eastAsia="Times New Roman" w:hAnsi="Times New Roman" w:cs="Times New Roman"/>
+                <w:sz w:val="24"/>
+                <w:szCs w:val="24"/>
+                <w:lang w:eastAsia="pt-BR"/>
+              </w:rPr>
+            </w:pPr>
+            <w:r>
+              <w:rPr>
+                <w:rFonts w:ascii="Segoe UI Symbol" w:eastAsia="Times New Roman" w:hAnsi="Segoe UI Symbol" w:cs="Segoe UI Symbol"/>
+                <w:sz w:val="24"/>
+                <w:szCs w:val="24"/>
+                <w:lang w:eastAsia="pt-BR"/>
+              </w:rPr>
+              <w:t>❌</w:t>
+            </w:r>
+          </w:p>
+        </w:tc>
+        <w:tc>
+          <w:tcPr>
+            <w:tcW w:w="0" w:type="auto"/>
+            <w:vAlign w:val="center"/>
+            <w:hideMark/>
+          </w:tcPr>
+          <w:p>
+            <w:pPr>
+              <w:spacing w:after="0" w:line="240" w:lineRule="auto"/>
+              <w:rPr>
+                <w:rFonts w:ascii="Times New Roman" w:eastAsia="Times New Roman" w:hAnsi="Times New Roman" w:cs="Times New Roman"/>
+                <w:sz w:val="24"/>
+                <w:szCs w:val="24"/>
+                <w:lang w:eastAsia="pt-BR"/>
+              </w:rPr>
+            </w:pPr>
+            <w:r>
+              <w:rPr>
+                <w:rFonts w:ascii="Segoe UI Symbol" w:eastAsia="Times New Roman" w:hAnsi="Segoe UI Symbol" w:cs="Segoe UI Symbol"/>
+                <w:sz w:val="24"/>
+                <w:szCs w:val="24"/>
+                <w:lang w:eastAsia="pt-BR"/>
+              </w:rPr>
+              <w:t>✅</w:t>
+            </w:r>
+          </w:p>
+        </w:tc>
+      </w:tr>
+      <w:tr>
+        <w:trPr>
+          <w:tblCellSpacing w:w="15" w:type="dxa"/>
+        </w:trPr>
+        <w:tc>
+          <w:tcPr>
+            <w:tcW w:w="0" w:type="auto"/>
+            <w:vAlign w:val="center"/>
+            <w:hideMark/>
+          </w:tcPr>
+          <w:p>
+            <w:pPr>
+              <w:spacing w:after="0" w:line="240" w:lineRule="auto"/>
+              <w:rPr>
+                <w:rFonts w:ascii="Times New Roman" w:eastAsia="Times New Roman" w:hAnsi="Times New Roman" w:cs="Times New Roman"/>
+                <w:sz w:val="24"/>
+                <w:szCs w:val="24"/>
+                <w:lang w:eastAsia="pt-BR"/>
+              </w:rPr>
+            </w:pPr>
+            <w:r>
+              <w:rPr>
+                <w:rFonts w:ascii="Times New Roman" w:eastAsia="Times New Roman" w:hAnsi="Times New Roman" w:cs="Times New Roman"/>
+                <w:sz w:val="24"/>
+                <w:szCs w:val="24"/>
+                <w:lang w:eastAsia="pt-BR"/>
+              </w:rPr>
+              <w:t>Pode receber valor calculado durante a execução?</w:t>
+            </w:r>
+          </w:p>
+        </w:tc>
+        <w:tc>
+          <w:tcPr>
+            <w:tcW w:w="0" w:type="auto"/>
+            <w:vAlign w:val="center"/>
+            <w:hideMark/>
+          </w:tcPr>
+          <w:p>
+            <w:pPr>
+              <w:spacing w:after="0" w:line="240" w:lineRule="auto"/>
+              <w:rPr>
+                <w:rFonts w:ascii="Times New Roman" w:eastAsia="Times New Roman" w:hAnsi="Times New Roman" w:cs="Times New Roman"/>
+                <w:sz w:val="24"/>
+                <w:szCs w:val="24"/>
+                <w:lang w:eastAsia="pt-BR"/>
+              </w:rPr>
+            </w:pPr>
+            <w:r>
+              <w:rPr>
+                <w:rFonts w:ascii="Segoe UI Symbol" w:eastAsia="Times New Roman" w:hAnsi="Segoe UI Symbol" w:cs="Segoe UI Symbol"/>
+                <w:sz w:val="24"/>
+                <w:szCs w:val="24"/>
+                <w:lang w:eastAsia="pt-BR"/>
+              </w:rPr>
+              <w:t>✅</w:t>
+            </w:r>
+          </w:p>
+        </w:tc>
+        <w:tc>
+          <w:tcPr>
+            <w:tcW w:w="0" w:type="auto"/>
+            <w:vAlign w:val="center"/>
+            <w:hideMark/>
+          </w:tcPr>
+          <w:p>
+            <w:pPr>
+              <w:spacing w:after="0" w:line="240" w:lineRule="auto"/>
+              <w:rPr>
+                <w:rFonts w:ascii="Times New Roman" w:eastAsia="Times New Roman" w:hAnsi="Times New Roman" w:cs="Times New Roman"/>
+                <w:sz w:val="24"/>
+                <w:szCs w:val="24"/>
+                <w:lang w:eastAsia="pt-BR"/>
+              </w:rPr>
+            </w:pPr>
+            <w:r>
+              <w:rPr>
+                <w:rFonts w:ascii="Segoe UI Symbol" w:eastAsia="Times New Roman" w:hAnsi="Segoe UI Symbol" w:cs="Segoe UI Symbol"/>
+                <w:sz w:val="24"/>
+                <w:szCs w:val="24"/>
+                <w:lang w:eastAsia="pt-BR"/>
+              </w:rPr>
+              <w:t>❌</w:t>
+            </w:r>
+          </w:p>
+        </w:tc>
+      </w:tr>
+      <w:tr>
+        <w:trPr>
+          <w:tblCellSpacing w:w="15" w:type="dxa"/>
+        </w:trPr>
+        <w:tc>
+          <w:tcPr>
+            <w:tcW w:w="0" w:type="auto"/>
+            <w:vAlign w:val="center"/>
+            <w:hideMark/>
+          </w:tcPr>
+          <w:p>
+            <w:pPr>
+              <w:spacing w:after="0" w:line="240" w:lineRule="auto"/>
+              <w:rPr>
+                <w:rFonts w:ascii="Times New Roman" w:eastAsia="Times New Roman" w:hAnsi="Times New Roman" w:cs="Times New Roman"/>
+                <w:sz w:val="24"/>
+                <w:szCs w:val="24"/>
+                <w:lang w:eastAsia="pt-BR"/>
+              </w:rPr>
+            </w:pPr>
+            <w:r>
+              <w:rPr>
+                <w:rFonts w:ascii="Times New Roman" w:eastAsia="Times New Roman" w:hAnsi="Times New Roman" w:cs="Times New Roman"/>
+                <w:sz w:val="24"/>
+                <w:szCs w:val="24"/>
+                <w:lang w:eastAsia="pt-BR"/>
+              </w:rPr>
+              <w:t xml:space="preserve">Uso comum no </w:t>
+            </w:r>
+            <w:proofErr w:type="spellStart"/>
+            <w:r>
+              <w:rPr>
+                <w:rFonts w:ascii="Times New Roman" w:eastAsia="Times New Roman" w:hAnsi="Times New Roman" w:cs="Times New Roman"/>
+                <w:sz w:val="24"/>
+                <w:szCs w:val="24"/>
+                <w:lang w:eastAsia="pt-BR"/>
+              </w:rPr>
+              <w:t>Flutter</w:t>
+            </w:r>
+            <w:proofErr w:type="spellEnd"/>
+          </w:p>
+        </w:tc>
+        <w:tc>
+          <w:tcPr>
+            <w:tcW w:w="0" w:type="auto"/>
+            <w:vAlign w:val="center"/>
+            <w:hideMark/>
+          </w:tcPr>
+          <w:p>
+            <w:pPr>
+              <w:spacing w:after="0" w:line="240" w:lineRule="auto"/>
+              <w:rPr>
+                <w:rFonts w:ascii="Times New Roman" w:eastAsia="Times New Roman" w:hAnsi="Times New Roman" w:cs="Times New Roman"/>
+                <w:sz w:val="24"/>
+                <w:szCs w:val="24"/>
+                <w:lang w:eastAsia="pt-BR"/>
+              </w:rPr>
+            </w:pPr>
+            <w:r>
+              <w:rPr>
+                <w:rFonts w:ascii="Times New Roman" w:eastAsia="Times New Roman" w:hAnsi="Times New Roman" w:cs="Times New Roman"/>
+                <w:sz w:val="24"/>
+                <w:szCs w:val="24"/>
+                <w:lang w:eastAsia="pt-BR"/>
+              </w:rPr>
+              <w:t xml:space="preserve">Dados que só serão definidos em </w:t>
+            </w:r>
+            <w:proofErr w:type="spellStart"/>
+            <w:r>
+              <w:rPr>
+                <w:rFonts w:ascii="Times New Roman" w:eastAsia="Times New Roman" w:hAnsi="Times New Roman" w:cs="Times New Roman"/>
+                <w:sz w:val="24"/>
+                <w:szCs w:val="24"/>
+                <w:lang w:eastAsia="pt-BR"/>
+              </w:rPr>
+              <w:t>runtime</w:t>
+            </w:r>
+            <w:proofErr w:type="spellEnd"/>
+          </w:p>
+        </w:tc>
+        <w:tc>
+          <w:tcPr>
+            <w:tcW w:w="0" w:type="auto"/>
+            <w:vAlign w:val="center"/>
+            <w:hideMark/>
+          </w:tcPr>
+          <w:p>
+            <w:pPr>
+              <w:spacing w:after="0" w:line="240" w:lineRule="auto"/>
+              <w:rPr>
+                <w:rFonts w:ascii="Times New Roman" w:eastAsia="Times New Roman" w:hAnsi="Times New Roman" w:cs="Times New Roman"/>
+                <w:sz w:val="24"/>
+                <w:szCs w:val="24"/>
+                <w:lang w:eastAsia="pt-BR"/>
+              </w:rPr>
+            </w:pPr>
+            <w:r>
+              <w:rPr>
+                <w:rFonts w:ascii="Times New Roman" w:eastAsia="Times New Roman" w:hAnsi="Times New Roman" w:cs="Times New Roman"/>
+                <w:sz w:val="24"/>
+                <w:szCs w:val="24"/>
+                <w:lang w:eastAsia="pt-BR"/>
+              </w:rPr>
+              <w:t>Valores realmente constantes</w:t>
+            </w:r>
+          </w:p>
+        </w:tc>
+      </w:tr>
+    </w:tbl>
+    <w:p>
+      <w:pPr>
+        <w:rPr>
+          <w:b/>
+          <w:sz w:val="24"/>
+          <w:szCs w:val="24"/>
+          <w:u w:val="single"/>
+        </w:rPr>
+      </w:pPr>
+      <w:r>
+        <w:rPr>
+          <w:b/>
+          <w:sz w:val="24"/>
+          <w:szCs w:val="24"/>
+          <w:u w:val="single"/>
+        </w:rPr>
+        <w:t xml:space="preserve"> </w:t>
+      </w:r>
+      <w:bookmarkStart w:id="0" w:name="_GoBack"/>
+      <w:bookmarkEnd w:id="0"/>
     </w:p>
     <w:sectPr>
       <w:pgSz w:w="11906" w:h="16838"/>
@@ -1229,6 +1835,19 @@
       <w:contextualSpacing/>
     </w:pPr>
   </w:style>
+  <w:style w:type="character" w:styleId="CdigoHTML">
+    <w:name w:val="HTML Code"/>
+    <w:basedOn w:val="Fontepargpadro"/>
+    <w:uiPriority w:val="99"/>
+    <w:semiHidden/>
+    <w:unhideWhenUsed/>
+    <w:rsid w:val="00DA054B"/>
+    <w:rPr>
+      <w:rFonts w:ascii="Courier New" w:eastAsia="Times New Roman" w:hAnsi="Courier New" w:cs="Courier New"/>
+      <w:sz w:val="20"/>
+      <w:szCs w:val="20"/>
+    </w:rPr>
+  </w:style>
 </w:styles>
 </file>
 

--- a/Flutter.docx
+++ b/Flutter.docx
@@ -1153,8 +1153,114 @@
         </w:rPr>
         <w:t xml:space="preserve"> </w:t>
       </w:r>
+    </w:p>
+    <w:p>
+      <w:pPr>
+        <w:rPr>
+          <w:b/>
+          <w:sz w:val="24"/>
+          <w:szCs w:val="24"/>
+        </w:rPr>
+      </w:pPr>
+      <w:proofErr w:type="spellStart"/>
+      <w:r>
+        <w:rPr>
+          <w:b/>
+          <w:sz w:val="24"/>
+          <w:szCs w:val="24"/>
+        </w:rPr>
+        <w:t>Widget</w:t>
+      </w:r>
+      <w:proofErr w:type="spellEnd"/>
+      <w:r>
+        <w:rPr>
+          <w:b/>
+          <w:sz w:val="24"/>
+          <w:szCs w:val="24"/>
+        </w:rPr>
+        <w:t xml:space="preserve"> coluna e linha</w:t>
+      </w:r>
+    </w:p>
+    <w:p>
+      <w:pPr>
+        <w:rPr>
+          <w:b/>
+          <w:sz w:val="24"/>
+          <w:szCs w:val="24"/>
+        </w:rPr>
+      </w:pPr>
+      <w:proofErr w:type="spellStart"/>
+      <w:r>
+        <w:rPr>
+          <w:b/>
+          <w:sz w:val="24"/>
+          <w:szCs w:val="24"/>
+        </w:rPr>
+        <w:t>Column</w:t>
+      </w:r>
+      <w:proofErr w:type="spellEnd"/>
+    </w:p>
+    <w:p>
+      <w:pPr>
+        <w:rPr>
+          <w:sz w:val="24"/>
+          <w:szCs w:val="24"/>
+        </w:rPr>
+      </w:pPr>
+      <w:r>
+        <w:t>Permite colocar vários elementos um abaixo do outro</w:t>
+      </w:r>
+    </w:p>
+    <w:p>
+      <w:pPr>
+        <w:rPr>
+          <w:b/>
+          <w:sz w:val="24"/>
+          <w:szCs w:val="24"/>
+        </w:rPr>
+      </w:pPr>
       <w:bookmarkStart w:id="0" w:name="_GoBack"/>
-      <w:bookmarkEnd w:id="0"/>
+      <w:proofErr w:type="spellStart"/>
+      <w:r>
+        <w:rPr>
+          <w:b/>
+          <w:sz w:val="24"/>
+          <w:szCs w:val="24"/>
+        </w:rPr>
+        <w:t>Row</w:t>
+      </w:r>
+      <w:proofErr w:type="spellEnd"/>
+    </w:p>
+    <w:bookmarkEnd w:id="0"/>
+    <w:p>
+      <w:pPr>
+        <w:rPr>
+          <w:sz w:val="24"/>
+          <w:szCs w:val="24"/>
+        </w:rPr>
+      </w:pPr>
+      <w:r>
+        <w:rPr>
+          <w:sz w:val="24"/>
+          <w:szCs w:val="24"/>
+        </w:rPr>
+        <w:t xml:space="preserve">Permite colocar vários elementos um ao lado </w:t>
+      </w:r>
+      <w:r>
+        <w:rPr>
+          <w:sz w:val="24"/>
+          <w:szCs w:val="24"/>
+          <w:u w:val="single"/>
+        </w:rPr>
+        <w:t>do</w:t>
+      </w:r>
+      <w:r>
+        <w:rPr>
+          <w:sz w:val="24"/>
+          <w:szCs w:val="24"/>
+        </w:rPr>
+        <w:t xml:space="preserve"> outro.</w:t>
+      </w:r>
     </w:p>
     <w:sectPr>
       <w:pgSz w:w="11906" w:h="16838"/>
